--- a/CounterPro_User_Guide_v2.docx
+++ b/CounterPro_User_Guide_v2.docx
@@ -72,12 +72,6 @@
         <w:gridCol w:w="9360"/>
       </w:tblGrid>
       <w:tr>
-        <w:tblPrEx>
-          <w:tblCellMar>
-            <w:top w:w="0" w:type="dxa"/>
-            <w:bottom w:w="0" w:type="dxa"/>
-          </w:tblCellMar>
-        </w:tblPrEx>
         <w:tc>
           <w:tcPr>
             <w:tcW w:w="9360" w:type="dxa"/>
@@ -258,12 +252,6 @@
         <w:gridCol w:w="7560"/>
       </w:tblGrid>
       <w:tr>
-        <w:tblPrEx>
-          <w:tblCellMar>
-            <w:top w:w="0" w:type="dxa"/>
-            <w:bottom w:w="0" w:type="dxa"/>
-          </w:tblCellMar>
-        </w:tblPrEx>
         <w:tc>
           <w:tcPr>
             <w:tcW w:w="1800" w:type="dxa"/>
@@ -326,12 +314,6 @@
         </w:tc>
       </w:tr>
       <w:tr>
-        <w:tblPrEx>
-          <w:tblCellMar>
-            <w:top w:w="0" w:type="dxa"/>
-            <w:bottom w:w="0" w:type="dxa"/>
-          </w:tblCellMar>
-        </w:tblPrEx>
         <w:tc>
           <w:tcPr>
             <w:tcW w:w="1800" w:type="dxa"/>
@@ -388,12 +370,6 @@
         </w:tc>
       </w:tr>
       <w:tr>
-        <w:tblPrEx>
-          <w:tblCellMar>
-            <w:top w:w="0" w:type="dxa"/>
-            <w:bottom w:w="0" w:type="dxa"/>
-          </w:tblCellMar>
-        </w:tblPrEx>
         <w:tc>
           <w:tcPr>
             <w:tcW w:w="1800" w:type="dxa"/>
@@ -450,12 +426,6 @@
         </w:tc>
       </w:tr>
       <w:tr>
-        <w:tblPrEx>
-          <w:tblCellMar>
-            <w:top w:w="0" w:type="dxa"/>
-            <w:bottom w:w="0" w:type="dxa"/>
-          </w:tblCellMar>
-        </w:tblPrEx>
         <w:tc>
           <w:tcPr>
             <w:tcW w:w="1800" w:type="dxa"/>
@@ -512,12 +482,6 @@
         </w:tc>
       </w:tr>
       <w:tr>
-        <w:tblPrEx>
-          <w:tblCellMar>
-            <w:top w:w="0" w:type="dxa"/>
-            <w:bottom w:w="0" w:type="dxa"/>
-          </w:tblCellMar>
-        </w:tblPrEx>
         <w:tc>
           <w:tcPr>
             <w:tcW w:w="1800" w:type="dxa"/>
@@ -574,12 +538,6 @@
         </w:tc>
       </w:tr>
       <w:tr>
-        <w:tblPrEx>
-          <w:tblCellMar>
-            <w:top w:w="0" w:type="dxa"/>
-            <w:bottom w:w="0" w:type="dxa"/>
-          </w:tblCellMar>
-        </w:tblPrEx>
         <w:tc>
           <w:tcPr>
             <w:tcW w:w="1800" w:type="dxa"/>
@@ -636,12 +594,6 @@
         </w:tc>
       </w:tr>
       <w:tr>
-        <w:tblPrEx>
-          <w:tblCellMar>
-            <w:top w:w="0" w:type="dxa"/>
-            <w:bottom w:w="0" w:type="dxa"/>
-          </w:tblCellMar>
-        </w:tblPrEx>
         <w:tc>
           <w:tcPr>
             <w:tcW w:w="1800" w:type="dxa"/>
@@ -698,12 +650,6 @@
         </w:tc>
       </w:tr>
       <w:tr>
-        <w:tblPrEx>
-          <w:tblCellMar>
-            <w:top w:w="0" w:type="dxa"/>
-            <w:bottom w:w="0" w:type="dxa"/>
-          </w:tblCellMar>
-        </w:tblPrEx>
         <w:tc>
           <w:tcPr>
             <w:tcW w:w="1800" w:type="dxa"/>
@@ -760,12 +706,6 @@
         </w:tc>
       </w:tr>
       <w:tr>
-        <w:tblPrEx>
-          <w:tblCellMar>
-            <w:top w:w="0" w:type="dxa"/>
-            <w:bottom w:w="0" w:type="dxa"/>
-          </w:tblCellMar>
-        </w:tblPrEx>
         <w:tc>
           <w:tcPr>
             <w:tcW w:w="1800" w:type="dxa"/>
@@ -822,12 +762,6 @@
         </w:tc>
       </w:tr>
       <w:tr>
-        <w:tblPrEx>
-          <w:tblCellMar>
-            <w:top w:w="0" w:type="dxa"/>
-            <w:bottom w:w="0" w:type="dxa"/>
-          </w:tblCellMar>
-        </w:tblPrEx>
         <w:tc>
           <w:tcPr>
             <w:tcW w:w="1800" w:type="dxa"/>
@@ -936,12 +870,6 @@
         <w:gridCol w:w="6560"/>
       </w:tblGrid>
       <w:tr>
-        <w:tblPrEx>
-          <w:tblCellMar>
-            <w:top w:w="0" w:type="dxa"/>
-            <w:bottom w:w="0" w:type="dxa"/>
-          </w:tblCellMar>
-        </w:tblPrEx>
         <w:tc>
           <w:tcPr>
             <w:tcW w:w="600" w:type="dxa"/>
@@ -1034,12 +962,6 @@
         </w:tc>
       </w:tr>
       <w:tr>
-        <w:tblPrEx>
-          <w:tblCellMar>
-            <w:top w:w="0" w:type="dxa"/>
-            <w:bottom w:w="0" w:type="dxa"/>
-          </w:tblCellMar>
-        </w:tblPrEx>
         <w:tc>
           <w:tcPr>
             <w:tcW w:w="600" w:type="dxa"/>
@@ -1123,12 +1045,6 @@
         </w:tc>
       </w:tr>
       <w:tr>
-        <w:tblPrEx>
-          <w:tblCellMar>
-            <w:top w:w="0" w:type="dxa"/>
-            <w:bottom w:w="0" w:type="dxa"/>
-          </w:tblCellMar>
-        </w:tblPrEx>
         <w:tc>
           <w:tcPr>
             <w:tcW w:w="600" w:type="dxa"/>
@@ -1212,12 +1128,6 @@
         </w:tc>
       </w:tr>
       <w:tr>
-        <w:tblPrEx>
-          <w:tblCellMar>
-            <w:top w:w="0" w:type="dxa"/>
-            <w:bottom w:w="0" w:type="dxa"/>
-          </w:tblCellMar>
-        </w:tblPrEx>
         <w:tc>
           <w:tcPr>
             <w:tcW w:w="600" w:type="dxa"/>
@@ -1301,12 +1211,6 @@
         </w:tc>
       </w:tr>
       <w:tr>
-        <w:tblPrEx>
-          <w:tblCellMar>
-            <w:top w:w="0" w:type="dxa"/>
-            <w:bottom w:w="0" w:type="dxa"/>
-          </w:tblCellMar>
-        </w:tblPrEx>
         <w:tc>
           <w:tcPr>
             <w:tcW w:w="600" w:type="dxa"/>
@@ -1390,12 +1294,6 @@
         </w:tc>
       </w:tr>
       <w:tr>
-        <w:tblPrEx>
-          <w:tblCellMar>
-            <w:top w:w="0" w:type="dxa"/>
-            <w:bottom w:w="0" w:type="dxa"/>
-          </w:tblCellMar>
-        </w:tblPrEx>
         <w:tc>
           <w:tcPr>
             <w:tcW w:w="600" w:type="dxa"/>
@@ -1479,12 +1377,6 @@
         </w:tc>
       </w:tr>
       <w:tr>
-        <w:tblPrEx>
-          <w:tblCellMar>
-            <w:top w:w="0" w:type="dxa"/>
-            <w:bottom w:w="0" w:type="dxa"/>
-          </w:tblCellMar>
-        </w:tblPrEx>
         <w:tc>
           <w:tcPr>
             <w:tcW w:w="600" w:type="dxa"/>
@@ -1568,12 +1460,6 @@
         </w:tc>
       </w:tr>
       <w:tr>
-        <w:tblPrEx>
-          <w:tblCellMar>
-            <w:top w:w="0" w:type="dxa"/>
-            <w:bottom w:w="0" w:type="dxa"/>
-          </w:tblCellMar>
-        </w:tblPrEx>
         <w:tc>
           <w:tcPr>
             <w:tcW w:w="600" w:type="dxa"/>
@@ -1657,12 +1543,6 @@
         </w:tc>
       </w:tr>
       <w:tr>
-        <w:tblPrEx>
-          <w:tblCellMar>
-            <w:top w:w="0" w:type="dxa"/>
-            <w:bottom w:w="0" w:type="dxa"/>
-          </w:tblCellMar>
-        </w:tblPrEx>
         <w:tc>
           <w:tcPr>
             <w:tcW w:w="600" w:type="dxa"/>
@@ -1746,12 +1626,6 @@
         </w:tc>
       </w:tr>
       <w:tr>
-        <w:tblPrEx>
-          <w:tblCellMar>
-            <w:top w:w="0" w:type="dxa"/>
-            <w:bottom w:w="0" w:type="dxa"/>
-          </w:tblCellMar>
-        </w:tblPrEx>
         <w:tc>
           <w:tcPr>
             <w:tcW w:w="600" w:type="dxa"/>
@@ -1835,12 +1709,6 @@
         </w:tc>
       </w:tr>
       <w:tr>
-        <w:tblPrEx>
-          <w:tblCellMar>
-            <w:top w:w="0" w:type="dxa"/>
-            <w:bottom w:w="0" w:type="dxa"/>
-          </w:tblCellMar>
-        </w:tblPrEx>
         <w:tc>
           <w:tcPr>
             <w:tcW w:w="600" w:type="dxa"/>
@@ -3607,7 +3475,13 @@
         <w:spacing w:before="40" w:after="40"/>
       </w:pPr>
       <w:r>
-        <w:t>Manager — can access inventory, reports and transactions but not system settings</w:t>
+        <w:t>Manager — can access inventory, reports</w:t>
+      </w:r>
+      <w:r>
+        <w:t>,</w:t>
+      </w:r>
+      <w:r>
+        <w:t xml:space="preserve"> and transactions but not system settings</w:t>
       </w:r>
     </w:p>
     <w:p>
@@ -3677,12 +3551,6 @@
         <w:gridCol w:w="3780"/>
       </w:tblGrid>
       <w:tr>
-        <w:tblPrEx>
-          <w:tblCellMar>
-            <w:top w:w="0" w:type="dxa"/>
-            <w:bottom w:w="0" w:type="dxa"/>
-          </w:tblCellMar>
-        </w:tblPrEx>
         <w:tc>
           <w:tcPr>
             <w:tcW w:w="1800" w:type="dxa"/>
@@ -3775,12 +3643,6 @@
         </w:tc>
       </w:tr>
       <w:tr>
-        <w:tblPrEx>
-          <w:tblCellMar>
-            <w:top w:w="0" w:type="dxa"/>
-            <w:bottom w:w="0" w:type="dxa"/>
-          </w:tblCellMar>
-        </w:tblPrEx>
         <w:tc>
           <w:tcPr>
             <w:tcW w:w="1800" w:type="dxa"/>
@@ -3864,12 +3726,6 @@
         </w:tc>
       </w:tr>
       <w:tr>
-        <w:tblPrEx>
-          <w:tblCellMar>
-            <w:top w:w="0" w:type="dxa"/>
-            <w:bottom w:w="0" w:type="dxa"/>
-          </w:tblCellMar>
-        </w:tblPrEx>
         <w:tc>
           <w:tcPr>
             <w:tcW w:w="1800" w:type="dxa"/>
@@ -3953,12 +3809,6 @@
         </w:tc>
       </w:tr>
       <w:tr>
-        <w:tblPrEx>
-          <w:tblCellMar>
-            <w:top w:w="0" w:type="dxa"/>
-            <w:bottom w:w="0" w:type="dxa"/>
-          </w:tblCellMar>
-        </w:tblPrEx>
         <w:tc>
           <w:tcPr>
             <w:tcW w:w="1800" w:type="dxa"/>
@@ -4528,12 +4378,6 @@
         <w:gridCol w:w="4680"/>
       </w:tblGrid>
       <w:tr>
-        <w:tblPrEx>
-          <w:tblCellMar>
-            <w:top w:w="0" w:type="dxa"/>
-            <w:bottom w:w="0" w:type="dxa"/>
-          </w:tblCellMar>
-        </w:tblPrEx>
         <w:tc>
           <w:tcPr>
             <w:tcW w:w="4680" w:type="dxa"/>
@@ -5279,12 +5123,6 @@
         <w:gridCol w:w="6360"/>
       </w:tblGrid>
       <w:tr>
-        <w:tblPrEx>
-          <w:tblCellMar>
-            <w:top w:w="0" w:type="dxa"/>
-            <w:bottom w:w="0" w:type="dxa"/>
-          </w:tblCellMar>
-        </w:tblPrEx>
         <w:tc>
           <w:tcPr>
             <w:tcW w:w="3000" w:type="dxa"/>
@@ -5347,12 +5185,6 @@
         </w:tc>
       </w:tr>
       <w:tr>
-        <w:tblPrEx>
-          <w:tblCellMar>
-            <w:top w:w="0" w:type="dxa"/>
-            <w:bottom w:w="0" w:type="dxa"/>
-          </w:tblCellMar>
-        </w:tblPrEx>
         <w:tc>
           <w:tcPr>
             <w:tcW w:w="3000" w:type="dxa"/>
@@ -5409,12 +5241,6 @@
         </w:tc>
       </w:tr>
       <w:tr>
-        <w:tblPrEx>
-          <w:tblCellMar>
-            <w:top w:w="0" w:type="dxa"/>
-            <w:bottom w:w="0" w:type="dxa"/>
-          </w:tblCellMar>
-        </w:tblPrEx>
         <w:tc>
           <w:tcPr>
             <w:tcW w:w="3000" w:type="dxa"/>
@@ -5471,12 +5297,6 @@
         </w:tc>
       </w:tr>
       <w:tr>
-        <w:tblPrEx>
-          <w:tblCellMar>
-            <w:top w:w="0" w:type="dxa"/>
-            <w:bottom w:w="0" w:type="dxa"/>
-          </w:tblCellMar>
-        </w:tblPrEx>
         <w:tc>
           <w:tcPr>
             <w:tcW w:w="3000" w:type="dxa"/>
@@ -5533,12 +5353,6 @@
         </w:tc>
       </w:tr>
       <w:tr>
-        <w:tblPrEx>
-          <w:tblCellMar>
-            <w:top w:w="0" w:type="dxa"/>
-            <w:bottom w:w="0" w:type="dxa"/>
-          </w:tblCellMar>
-        </w:tblPrEx>
         <w:tc>
           <w:tcPr>
             <w:tcW w:w="3000" w:type="dxa"/>
@@ -5595,12 +5409,6 @@
         </w:tc>
       </w:tr>
       <w:tr>
-        <w:tblPrEx>
-          <w:tblCellMar>
-            <w:top w:w="0" w:type="dxa"/>
-            <w:bottom w:w="0" w:type="dxa"/>
-          </w:tblCellMar>
-        </w:tblPrEx>
         <w:tc>
           <w:tcPr>
             <w:tcW w:w="3000" w:type="dxa"/>
@@ -6016,41 +5824,20 @@
         <w:t xml:space="preserve">Make sure </w:t>
       </w:r>
       <w:r>
-        <w:t xml:space="preserve">to </w:t>
-      </w:r>
-      <w:r>
-        <w:t>Categories</w:t>
-      </w:r>
-      <w:r>
-        <w:t xml:space="preserve"> first before because you will need the c</w:t>
-      </w:r>
-      <w:r>
-        <w:t>ategor</w:t>
-      </w:r>
-      <w:r>
-        <w:t>y and id when adding production.</w:t>
-      </w:r>
-    </w:p>
-    <w:p>
-      <w:pPr>
-        <w:pStyle w:val="ListParagraph"/>
-        <w:numPr>
-          <w:ilvl w:val="0"/>
-          <w:numId w:val="3"/>
-        </w:numPr>
-        <w:spacing w:before="40" w:after="40"/>
-      </w:pPr>
-      <w:r>
-        <w:t xml:space="preserve">Tap the Add </w:t>
-      </w:r>
-      <w:r>
-        <w:t>Category</w:t>
-      </w:r>
-      <w:r>
-        <w:t xml:space="preserve"> button — a form will open</w:t>
-      </w:r>
-      <w:r>
-        <w:t xml:space="preserve"> </w:t>
+        <w:t>to Categories first before because you will need the category and id when adding production.</w:t>
+      </w:r>
+    </w:p>
+    <w:p>
+      <w:pPr>
+        <w:pStyle w:val="ListParagraph"/>
+        <w:numPr>
+          <w:ilvl w:val="0"/>
+          <w:numId w:val="3"/>
+        </w:numPr>
+        <w:spacing w:before="40" w:after="40"/>
+      </w:pPr>
+      <w:r>
+        <w:t xml:space="preserve">Tap the Add Category button — a form will open </w:t>
       </w:r>
     </w:p>
     <w:p>
@@ -7179,12 +6966,6 @@
         <w:gridCol w:w="3780"/>
       </w:tblGrid>
       <w:tr>
-        <w:tblPrEx>
-          <w:tblCellMar>
-            <w:top w:w="0" w:type="dxa"/>
-            <w:bottom w:w="0" w:type="dxa"/>
-          </w:tblCellMar>
-        </w:tblPrEx>
         <w:tc>
           <w:tcPr>
             <w:tcW w:w="1800" w:type="dxa"/>
@@ -7277,12 +7058,6 @@
         </w:tc>
       </w:tr>
       <w:tr>
-        <w:tblPrEx>
-          <w:tblCellMar>
-            <w:top w:w="0" w:type="dxa"/>
-            <w:bottom w:w="0" w:type="dxa"/>
-          </w:tblCellMar>
-        </w:tblPrEx>
         <w:tc>
           <w:tcPr>
             <w:tcW w:w="1800" w:type="dxa"/>
@@ -7366,12 +7141,6 @@
         </w:tc>
       </w:tr>
       <w:tr>
-        <w:tblPrEx>
-          <w:tblCellMar>
-            <w:top w:w="0" w:type="dxa"/>
-            <w:bottom w:w="0" w:type="dxa"/>
-          </w:tblCellMar>
-        </w:tblPrEx>
         <w:tc>
           <w:tcPr>
             <w:tcW w:w="1800" w:type="dxa"/>
@@ -7455,12 +7224,6 @@
         </w:tc>
       </w:tr>
       <w:tr>
-        <w:tblPrEx>
-          <w:tblCellMar>
-            <w:top w:w="0" w:type="dxa"/>
-            <w:bottom w:w="0" w:type="dxa"/>
-          </w:tblCellMar>
-        </w:tblPrEx>
         <w:tc>
           <w:tcPr>
             <w:tcW w:w="1800" w:type="dxa"/>
@@ -7634,12 +7397,6 @@
         <w:gridCol w:w="2680"/>
       </w:tblGrid>
       <w:tr>
-        <w:tblPrEx>
-          <w:tblCellMar>
-            <w:top w:w="0" w:type="dxa"/>
-            <w:bottom w:w="0" w:type="dxa"/>
-          </w:tblCellMar>
-        </w:tblPrEx>
         <w:tc>
           <w:tcPr>
             <w:tcW w:w="2000" w:type="dxa"/>
@@ -7762,12 +7519,6 @@
         </w:tc>
       </w:tr>
       <w:tr>
-        <w:tblPrEx>
-          <w:tblCellMar>
-            <w:top w:w="0" w:type="dxa"/>
-            <w:bottom w:w="0" w:type="dxa"/>
-          </w:tblCellMar>
-        </w:tblPrEx>
         <w:tc>
           <w:tcPr>
             <w:tcW w:w="2000" w:type="dxa"/>
@@ -7892,12 +7643,6 @@
         </w:tc>
       </w:tr>
       <w:tr>
-        <w:tblPrEx>
-          <w:tblCellMar>
-            <w:top w:w="0" w:type="dxa"/>
-            <w:bottom w:w="0" w:type="dxa"/>
-          </w:tblCellMar>
-        </w:tblPrEx>
         <w:tc>
           <w:tcPr>
             <w:tcW w:w="2000" w:type="dxa"/>
@@ -8022,12 +7767,6 @@
         </w:tc>
       </w:tr>
       <w:tr>
-        <w:tblPrEx>
-          <w:tblCellMar>
-            <w:top w:w="0" w:type="dxa"/>
-            <w:bottom w:w="0" w:type="dxa"/>
-          </w:tblCellMar>
-        </w:tblPrEx>
         <w:tc>
           <w:tcPr>
             <w:tcW w:w="2000" w:type="dxa"/>
@@ -8401,12 +8140,6 @@
         <w:gridCol w:w="7160"/>
       </w:tblGrid>
       <w:tr>
-        <w:tblPrEx>
-          <w:tblCellMar>
-            <w:top w:w="0" w:type="dxa"/>
-            <w:bottom w:w="0" w:type="dxa"/>
-          </w:tblCellMar>
-        </w:tblPrEx>
         <w:tc>
           <w:tcPr>
             <w:tcW w:w="2200" w:type="dxa"/>
@@ -8469,12 +8202,6 @@
         </w:tc>
       </w:tr>
       <w:tr>
-        <w:tblPrEx>
-          <w:tblCellMar>
-            <w:top w:w="0" w:type="dxa"/>
-            <w:bottom w:w="0" w:type="dxa"/>
-          </w:tblCellMar>
-        </w:tblPrEx>
         <w:tc>
           <w:tcPr>
             <w:tcW w:w="2200" w:type="dxa"/>
@@ -8531,12 +8258,6 @@
         </w:tc>
       </w:tr>
       <w:tr>
-        <w:tblPrEx>
-          <w:tblCellMar>
-            <w:top w:w="0" w:type="dxa"/>
-            <w:bottom w:w="0" w:type="dxa"/>
-          </w:tblCellMar>
-        </w:tblPrEx>
         <w:tc>
           <w:tcPr>
             <w:tcW w:w="2200" w:type="dxa"/>
@@ -8593,12 +8314,6 @@
         </w:tc>
       </w:tr>
       <w:tr>
-        <w:tblPrEx>
-          <w:tblCellMar>
-            <w:top w:w="0" w:type="dxa"/>
-            <w:bottom w:w="0" w:type="dxa"/>
-          </w:tblCellMar>
-        </w:tblPrEx>
         <w:tc>
           <w:tcPr>
             <w:tcW w:w="2200" w:type="dxa"/>
@@ -8655,12 +8370,6 @@
         </w:tc>
       </w:tr>
       <w:tr>
-        <w:tblPrEx>
-          <w:tblCellMar>
-            <w:top w:w="0" w:type="dxa"/>
-            <w:bottom w:w="0" w:type="dxa"/>
-          </w:tblCellMar>
-        </w:tblPrEx>
         <w:tc>
           <w:tcPr>
             <w:tcW w:w="2200" w:type="dxa"/>
@@ -9270,12 +8979,6 @@
         <w:gridCol w:w="2320"/>
       </w:tblGrid>
       <w:tr>
-        <w:tblPrEx>
-          <w:tblCellMar>
-            <w:top w:w="0" w:type="dxa"/>
-            <w:bottom w:w="0" w:type="dxa"/>
-          </w:tblCellMar>
-        </w:tblPrEx>
         <w:tc>
           <w:tcPr>
             <w:tcW w:w="2400" w:type="dxa"/>
@@ -9398,12 +9101,6 @@
         </w:tc>
       </w:tr>
       <w:tr>
-        <w:tblPrEx>
-          <w:tblCellMar>
-            <w:top w:w="0" w:type="dxa"/>
-            <w:bottom w:w="0" w:type="dxa"/>
-          </w:tblCellMar>
-        </w:tblPrEx>
         <w:tc>
           <w:tcPr>
             <w:tcW w:w="2400" w:type="dxa"/>
@@ -9514,12 +9211,6 @@
         </w:tc>
       </w:tr>
       <w:tr>
-        <w:tblPrEx>
-          <w:tblCellMar>
-            <w:top w:w="0" w:type="dxa"/>
-            <w:bottom w:w="0" w:type="dxa"/>
-          </w:tblCellMar>
-        </w:tblPrEx>
         <w:tc>
           <w:tcPr>
             <w:tcW w:w="2400" w:type="dxa"/>
@@ -9630,12 +9321,6 @@
         </w:tc>
       </w:tr>
       <w:tr>
-        <w:tblPrEx>
-          <w:tblCellMar>
-            <w:top w:w="0" w:type="dxa"/>
-            <w:bottom w:w="0" w:type="dxa"/>
-          </w:tblCellMar>
-        </w:tblPrEx>
         <w:tc>
           <w:tcPr>
             <w:tcW w:w="2400" w:type="dxa"/>
@@ -9746,12 +9431,6 @@
         </w:tc>
       </w:tr>
       <w:tr>
-        <w:tblPrEx>
-          <w:tblCellMar>
-            <w:top w:w="0" w:type="dxa"/>
-            <w:bottom w:w="0" w:type="dxa"/>
-          </w:tblCellMar>
-        </w:tblPrEx>
         <w:tc>
           <w:tcPr>
             <w:tcW w:w="2400" w:type="dxa"/>
@@ -9862,12 +9541,6 @@
         </w:tc>
       </w:tr>
       <w:tr>
-        <w:tblPrEx>
-          <w:tblCellMar>
-            <w:top w:w="0" w:type="dxa"/>
-            <w:bottom w:w="0" w:type="dxa"/>
-          </w:tblCellMar>
-        </w:tblPrEx>
         <w:tc>
           <w:tcPr>
             <w:tcW w:w="2400" w:type="dxa"/>
@@ -9978,12 +9651,6 @@
         </w:tc>
       </w:tr>
       <w:tr>
-        <w:tblPrEx>
-          <w:tblCellMar>
-            <w:top w:w="0" w:type="dxa"/>
-            <w:bottom w:w="0" w:type="dxa"/>
-          </w:tblCellMar>
-        </w:tblPrEx>
         <w:tc>
           <w:tcPr>
             <w:tcW w:w="2400" w:type="dxa"/>
@@ -10094,12 +9761,6 @@
         </w:tc>
       </w:tr>
       <w:tr>
-        <w:tblPrEx>
-          <w:tblCellMar>
-            <w:top w:w="0" w:type="dxa"/>
-            <w:bottom w:w="0" w:type="dxa"/>
-          </w:tblCellMar>
-        </w:tblPrEx>
         <w:tc>
           <w:tcPr>
             <w:tcW w:w="2400" w:type="dxa"/>
@@ -11082,12 +10743,6 @@
         <w:gridCol w:w="6160"/>
       </w:tblGrid>
       <w:tr>
-        <w:tblPrEx>
-          <w:tblCellMar>
-            <w:top w:w="0" w:type="dxa"/>
-            <w:bottom w:w="0" w:type="dxa"/>
-          </w:tblCellMar>
-        </w:tblPrEx>
         <w:tc>
           <w:tcPr>
             <w:tcW w:w="3200" w:type="dxa"/>
@@ -11150,12 +10805,6 @@
         </w:tc>
       </w:tr>
       <w:tr>
-        <w:tblPrEx>
-          <w:tblCellMar>
-            <w:top w:w="0" w:type="dxa"/>
-            <w:bottom w:w="0" w:type="dxa"/>
-          </w:tblCellMar>
-        </w:tblPrEx>
         <w:tc>
           <w:tcPr>
             <w:tcW w:w="3200" w:type="dxa"/>
@@ -11212,12 +10861,6 @@
         </w:tc>
       </w:tr>
       <w:tr>
-        <w:tblPrEx>
-          <w:tblCellMar>
-            <w:top w:w="0" w:type="dxa"/>
-            <w:bottom w:w="0" w:type="dxa"/>
-          </w:tblCellMar>
-        </w:tblPrEx>
         <w:tc>
           <w:tcPr>
             <w:tcW w:w="3200" w:type="dxa"/>
@@ -11274,12 +10917,6 @@
         </w:tc>
       </w:tr>
       <w:tr>
-        <w:tblPrEx>
-          <w:tblCellMar>
-            <w:top w:w="0" w:type="dxa"/>
-            <w:bottom w:w="0" w:type="dxa"/>
-          </w:tblCellMar>
-        </w:tblPrEx>
         <w:tc>
           <w:tcPr>
             <w:tcW w:w="3200" w:type="dxa"/>
@@ -11336,12 +10973,6 @@
         </w:tc>
       </w:tr>
       <w:tr>
-        <w:tblPrEx>
-          <w:tblCellMar>
-            <w:top w:w="0" w:type="dxa"/>
-            <w:bottom w:w="0" w:type="dxa"/>
-          </w:tblCellMar>
-        </w:tblPrEx>
         <w:tc>
           <w:tcPr>
             <w:tcW w:w="3200" w:type="dxa"/>
@@ -11398,12 +11029,6 @@
         </w:tc>
       </w:tr>
       <w:tr>
-        <w:tblPrEx>
-          <w:tblCellMar>
-            <w:top w:w="0" w:type="dxa"/>
-            <w:bottom w:w="0" w:type="dxa"/>
-          </w:tblCellMar>
-        </w:tblPrEx>
         <w:tc>
           <w:tcPr>
             <w:tcW w:w="3200" w:type="dxa"/>
@@ -11460,12 +11085,6 @@
         </w:tc>
       </w:tr>
       <w:tr>
-        <w:tblPrEx>
-          <w:tblCellMar>
-            <w:top w:w="0" w:type="dxa"/>
-            <w:bottom w:w="0" w:type="dxa"/>
-          </w:tblCellMar>
-        </w:tblPrEx>
         <w:tc>
           <w:tcPr>
             <w:tcW w:w="3200" w:type="dxa"/>
@@ -11522,12 +11141,6 @@
         </w:tc>
       </w:tr>
       <w:tr>
-        <w:tblPrEx>
-          <w:tblCellMar>
-            <w:top w:w="0" w:type="dxa"/>
-            <w:bottom w:w="0" w:type="dxa"/>
-          </w:tblCellMar>
-        </w:tblPrEx>
         <w:tc>
           <w:tcPr>
             <w:tcW w:w="3200" w:type="dxa"/>
@@ -11584,12 +11197,6 @@
         </w:tc>
       </w:tr>
       <w:tr>
-        <w:tblPrEx>
-          <w:tblCellMar>
-            <w:top w:w="0" w:type="dxa"/>
-            <w:bottom w:w="0" w:type="dxa"/>
-          </w:tblCellMar>
-        </w:tblPrEx>
         <w:tc>
           <w:tcPr>
             <w:tcW w:w="3200" w:type="dxa"/>
@@ -11646,12 +11253,6 @@
         </w:tc>
       </w:tr>
       <w:tr>
-        <w:tblPrEx>
-          <w:tblCellMar>
-            <w:top w:w="0" w:type="dxa"/>
-            <w:bottom w:w="0" w:type="dxa"/>
-          </w:tblCellMar>
-        </w:tblPrEx>
         <w:tc>
           <w:tcPr>
             <w:tcW w:w="3200" w:type="dxa"/>
@@ -11708,12 +11309,6 @@
         </w:tc>
       </w:tr>
       <w:tr>
-        <w:tblPrEx>
-          <w:tblCellMar>
-            <w:top w:w="0" w:type="dxa"/>
-            <w:bottom w:w="0" w:type="dxa"/>
-          </w:tblCellMar>
-        </w:tblPrEx>
         <w:tc>
           <w:tcPr>
             <w:tcW w:w="3200" w:type="dxa"/>
@@ -11770,12 +11365,6 @@
         </w:tc>
       </w:tr>
       <w:tr>
-        <w:tblPrEx>
-          <w:tblCellMar>
-            <w:top w:w="0" w:type="dxa"/>
-            <w:bottom w:w="0" w:type="dxa"/>
-          </w:tblCellMar>
-        </w:tblPrEx>
         <w:tc>
           <w:tcPr>
             <w:tcW w:w="3200" w:type="dxa"/>
@@ -11832,12 +11421,6 @@
         </w:tc>
       </w:tr>
       <w:tr>
-        <w:tblPrEx>
-          <w:tblCellMar>
-            <w:top w:w="0" w:type="dxa"/>
-            <w:bottom w:w="0" w:type="dxa"/>
-          </w:tblCellMar>
-        </w:tblPrEx>
         <w:tc>
           <w:tcPr>
             <w:tcW w:w="3200" w:type="dxa"/>
@@ -11894,12 +11477,6 @@
         </w:tc>
       </w:tr>
       <w:tr>
-        <w:tblPrEx>
-          <w:tblCellMar>
-            <w:top w:w="0" w:type="dxa"/>
-            <w:bottom w:w="0" w:type="dxa"/>
-          </w:tblCellMar>
-        </w:tblPrEx>
         <w:tc>
           <w:tcPr>
             <w:tcW w:w="3200" w:type="dxa"/>
@@ -12075,12 +11652,6 @@
         <w:gridCol w:w="4680"/>
       </w:tblGrid>
       <w:tr>
-        <w:tblPrEx>
-          <w:tblCellMar>
-            <w:top w:w="0" w:type="dxa"/>
-            <w:bottom w:w="0" w:type="dxa"/>
-          </w:tblCellMar>
-        </w:tblPrEx>
         <w:tc>
           <w:tcPr>
             <w:tcW w:w="4680" w:type="dxa"/>
@@ -12143,12 +11714,6 @@
         </w:tc>
       </w:tr>
       <w:tr>
-        <w:tblPrEx>
-          <w:tblCellMar>
-            <w:top w:w="0" w:type="dxa"/>
-            <w:bottom w:w="0" w:type="dxa"/>
-          </w:tblCellMar>
-        </w:tblPrEx>
         <w:tc>
           <w:tcPr>
             <w:tcW w:w="4680" w:type="dxa"/>
@@ -12404,12 +11969,6 @@
         <w:gridCol w:w="4680"/>
       </w:tblGrid>
       <w:tr>
-        <w:tblPrEx>
-          <w:tblCellMar>
-            <w:top w:w="0" w:type="dxa"/>
-            <w:bottom w:w="0" w:type="dxa"/>
-          </w:tblCellMar>
-        </w:tblPrEx>
         <w:tc>
           <w:tcPr>
             <w:tcW w:w="4680" w:type="dxa"/>
@@ -12468,12 +12027,6 @@
         </w:tc>
       </w:tr>
       <w:tr>
-        <w:tblPrEx>
-          <w:tblCellMar>
-            <w:top w:w="0" w:type="dxa"/>
-            <w:bottom w:w="0" w:type="dxa"/>
-          </w:tblCellMar>
-        </w:tblPrEx>
         <w:tc>
           <w:tcPr>
             <w:tcW w:w="4680" w:type="dxa"/>
